--- a/reference/esper-report.docx
+++ b/reference/esper-report.docx
@@ -40,25 +40,6 @@
           <w:sz w:val="22"/>
         </w:rPr>
         <w:t>June 2026</w:t>
-      </w:r>
-    </w:p>
-    <w:p>
-      <w:r>
-        <w:br w:type="page"/>
-      </w:r>
-    </w:p>
-    <w:p>
-      <w:pPr>
-        <w:pStyle w:val="Heading1"/>
-      </w:pPr>
-      <w:r>
-        <w:t>Table of Contents</w:t>
-      </w:r>
-    </w:p>
-    <w:p>
-      <w:pPr/>
-      <w:r>
-        <w:t>[Generated by pandoc --toc]</w:t>
       </w:r>
     </w:p>
     <w:p>
